--- a/mythos/content/Codex_Crystalum_Apocryphon_Rendering.docx
+++ b/mythos/content/Codex_Crystalum_Apocryphon_Rendering.docx
@@ -398,6 +398,479 @@
           <w:iCs w:val="false"/>
         </w:rPr>
         <w:t xml:space="preserve">And I, the Seeker, wrote these things, and this is the whole of what was shown: and the Turning is not finished, and the Arena is not the Road, and the Record is not the prison, and the Reflection is not the source, and the Forge is not the end, and the Seeker is not finished.</w:t>
+      </w:r>
+    </w:p>
+    <w:p>
+      <w:pPr>
+        <w:pStyle w:val="Heading1"/>
+        <w:spacing w:after="200" w:before="400"/>
+      </w:pPr>
+      <w:r>
+        <w:t xml:space="preserve">Dream Symbol Layer — Dictionary of Dreams Integration</w:t>
+      </w:r>
+    </w:p>
+    <w:p>
+      <w:pPr>
+        <w:spacing w:after="180"/>
+      </w:pPr>
+      <w:r>
+        <w:rPr>
+          <w:b w:val="false"/>
+          <w:bCs w:val="false"/>
+          <w:i w:val="false"/>
+          <w:iCs w:val="false"/>
+        </w:rPr>
+        <w:t xml:space="preserve">The Codex Crystalum genealogy can serve as a personal dream-interpretation toolkit by mapping symbolic correspondences from The Dictionary of Dreams (Miller, 1901, revised 2017). This layer is classified as Tier V (Vision/interpretive) in the ETYMOLOGY-STACK framework — not etymological fact, but symbolic resonance.</w:t>
+      </w:r>
+    </w:p>
+    <w:p>
+      <w:pPr>
+        <w:spacing w:after="180"/>
+      </w:pPr>
+      <w:r>
+        <w:rPr>
+          <w:b w:val="false"/>
+          <w:bCs w:val="false"/>
+          <w:i w:val="false"/>
+          <w:iCs w:val="false"/>
+        </w:rPr>
+        <w:t xml:space="preserve">As you read your own dreams or reflect on recurring symbols, you may find that certain imagery traces one of the genealogical positions. This is an invitation to explore which corner of the circuit your unconscious is speaking to, and what that may reveal about your own process.</w:t>
+      </w:r>
+    </w:p>
+    <w:p>
+      <w:pPr>
+        <w:pStyle w:val="Heading1"/>
+        <w:spacing w:after="200" w:before="400"/>
+      </w:pPr>
+      <w:r>
+        <w:t xml:space="preserve">TURNER — Foundation &amp; Ancestry</w:t>
+      </w:r>
+    </w:p>
+    <w:p>
+      <w:pPr>
+        <w:spacing w:after="180"/>
+      </w:pPr>
+      <w:r>
+        <w:rPr>
+          <w:b w:val="false"/>
+          <w:bCs w:val="false"/>
+          <w:i/>
+          <w:iCs/>
+        </w:rPr>
+        <w:t xml:space="preserve">Dream domains: Foundation, ancestry, grounding, red/rust/earth colors, excavation, dust storms, ancestral imagery, family roots.</w:t>
+      </w:r>
+    </w:p>
+    <w:p>
+      <w:pPr>
+        <w:spacing w:after="180"/>
+      </w:pPr>
+      <w:r>
+        <w:rPr>
+          <w:b w:val="false"/>
+          <w:bCs w:val="false"/>
+          <w:i w:val="false"/>
+          <w:iCs w:val="false"/>
+        </w:rPr>
+        <w:t xml:space="preserve">Key symbols: Red (passion, raw power, earthiness), Dust (neglect, decay, past accumulating), Earth (stability, grounding, mortality), Roots (connection to origin, family tree), Excavation (uncovering the past), Ancestors (lineage, inheritance, patterns).</w:t>
+      </w:r>
+    </w:p>
+    <w:p>
+      <w:pPr>
+        <w:spacing w:after="180"/>
+      </w:pPr>
+      <w:r>
+        <w:rPr>
+          <w:b w:val="false"/>
+          <w:bCs w:val="false"/>
+          <w:i w:val="false"/>
+          <w:iCs w:val="false"/>
+        </w:rPr>
+        <w:t xml:space="preserve">When you dream of dust, excavation, or ancestor faces, Turner as the grounded foundation layer may be emerging in your dream-work.</w:t>
+      </w:r>
+    </w:p>
+    <w:p>
+      <w:pPr>
+        <w:pStyle w:val="Heading1"/>
+        <w:spacing w:after="200" w:before="400"/>
+      </w:pPr>
+      <w:r>
+        <w:t xml:space="preserve">ARENA — Confrontation &amp; Witness</w:t>
+      </w:r>
+    </w:p>
+    <w:p>
+      <w:pPr>
+        <w:spacing w:after="180"/>
+      </w:pPr>
+      <w:r>
+        <w:rPr>
+          <w:b w:val="false"/>
+          <w:bCs w:val="false"/>
+          <w:i/>
+          <w:iCs/>
+        </w:rPr>
+        <w:t xml:space="preserve">Dream domains: Contests, arenas, witness, performance, struggle, being watched, battles, public trial.</w:t>
+      </w:r>
+    </w:p>
+    <w:p>
+      <w:pPr>
+        <w:spacing w:after="180"/>
+      </w:pPr>
+      <w:r>
+        <w:rPr>
+          <w:b w:val="false"/>
+          <w:bCs w:val="false"/>
+          <w:i w:val="false"/>
+          <w:iCs w:val="false"/>
+        </w:rPr>
+        <w:t xml:space="preserve">Key symbols: Arena/Amphitheater (public judgment, being tested before crowd), Battle (inner conflict, competition), Witness (being watched, performing), Combat (meeting a challenger), Theater (playing a role, false face), Audience (being seen, judged).</w:t>
+      </w:r>
+    </w:p>
+    <w:p>
+      <w:pPr>
+        <w:spacing w:after="180"/>
+      </w:pPr>
+      <w:r>
+        <w:rPr>
+          <w:b w:val="false"/>
+          <w:bCs w:val="false"/>
+          <w:i w:val="false"/>
+          <w:iCs w:val="false"/>
+        </w:rPr>
+        <w:t xml:space="preserve">Dreams of fighting, performing, or being judged in an amphitheater trace the Arena position where lineage meets scrutiny.</w:t>
+      </w:r>
+    </w:p>
+    <w:p>
+      <w:pPr>
+        <w:pStyle w:val="Heading1"/>
+        <w:spacing w:after="200" w:before="400"/>
+      </w:pPr>
+      <w:r>
+        <w:t xml:space="preserve">BARBELO — Awakening &amp; First Thought</w:t>
+      </w:r>
+    </w:p>
+    <w:p>
+      <w:pPr>
+        <w:spacing w:after="180"/>
+      </w:pPr>
+      <w:r>
+        <w:rPr>
+          <w:b w:val="false"/>
+          <w:bCs w:val="false"/>
+          <w:i/>
+          <w:iCs/>
+        </w:rPr>
+        <w:t xml:space="preserve">Dream domains: Awakening, emergence, light-in-darkness, first awareness, divine thought, consciousness arising, birthing light.</w:t>
+      </w:r>
+    </w:p>
+    <w:p>
+      <w:pPr>
+        <w:spacing w:after="180"/>
+      </w:pPr>
+      <w:r>
+        <w:rPr>
+          <w:b w:val="false"/>
+          <w:bCs w:val="false"/>
+          <w:i w:val="false"/>
+          <w:iCs w:val="false"/>
+        </w:rPr>
+        <w:t xml:space="preserve">Key symbols: Light/Awakening (illumination, consciousness dawn), Birth/Emerging (coming into being), First Light (dawn, first awareness), Divine Light (spiritual illumination), Mirror (self-reflection, seeing oneself), Threshold (passage from one state to another).</w:t>
+      </w:r>
+    </w:p>
+    <w:p>
+      <w:pPr>
+        <w:spacing w:after="180"/>
+      </w:pPr>
+      <w:r>
+        <w:rPr>
+          <w:b w:val="false"/>
+          <w:bCs w:val="false"/>
+          <w:i w:val="false"/>
+          <w:iCs w:val="false"/>
+        </w:rPr>
+        <w:t xml:space="preserve">Dreams of dawn, spiritual light, birth, or mirrors map to Barbelo where awareness first becomes conscious of itself.</w:t>
+      </w:r>
+    </w:p>
+    <w:p>
+      <w:pPr>
+        <w:pStyle w:val="Heading1"/>
+        <w:spacing w:after="200" w:before="400"/>
+      </w:pPr>
+      <w:r>
+        <w:t xml:space="preserve">SOPHIA — Wisdom &amp; Error</w:t>
+      </w:r>
+    </w:p>
+    <w:p>
+      <w:pPr>
+        <w:spacing w:after="180"/>
+      </w:pPr>
+      <w:r>
+        <w:rPr>
+          <w:b w:val="false"/>
+          <w:bCs w:val="false"/>
+          <w:i/>
+          <w:iCs/>
+        </w:rPr>
+        <w:t xml:space="preserve">Dream domains: Wisdom, teachers, libraries, knowledge-seeking, learning, also confusion and the *fall* into mistaking.</w:t>
+      </w:r>
+    </w:p>
+    <w:p>
+      <w:pPr>
+        <w:spacing w:after="180"/>
+      </w:pPr>
+      <w:r>
+        <w:rPr>
+          <w:b w:val="false"/>
+          <w:bCs w:val="false"/>
+          <w:i w:val="false"/>
+          <w:iCs w:val="false"/>
+        </w:rPr>
+        <w:t xml:space="preserve">Key symbols: Teacher/Mentor (receiving instruction), Library/Books (access to knowledge), Light/Understanding (clarity, insight), Mistake/Confusion (misunderstanding, being led astray), Fall (descending, loss of place), Voice (authority, teaching, truth or lies).</w:t>
+      </w:r>
+    </w:p>
+    <w:p>
+      <w:pPr>
+        <w:spacing w:after="180"/>
+      </w:pPr>
+      <w:r>
+        <w:rPr>
+          <w:b w:val="false"/>
+          <w:bCs w:val="false"/>
+          <w:i w:val="false"/>
+          <w:iCs w:val="false"/>
+        </w:rPr>
+        <w:t xml:space="preserve">Dreams of teachers, libraries, moments of sudden clarity, and then bewilderment trace Sophia's dual nature as both source of knowing and source of the flaw.</w:t>
+      </w:r>
+    </w:p>
+    <w:p>
+      <w:pPr>
+        <w:pStyle w:val="Heading1"/>
+        <w:spacing w:after="200" w:before="400"/>
+      </w:pPr>
+      <w:r>
+        <w:t xml:space="preserve">KRISTOS — Transformation &amp; Redemption</w:t>
+      </w:r>
+    </w:p>
+    <w:p>
+      <w:pPr>
+        <w:spacing w:after="180"/>
+      </w:pPr>
+      <w:r>
+        <w:rPr>
+          <w:b w:val="false"/>
+          <w:bCs w:val="false"/>
+          <w:i/>
+          <w:iCs/>
+        </w:rPr>
+        <w:t xml:space="preserve">Dream domains: Redemption, anointing, transformation, light conquering darkness, being chosen, healing, sacred return.</w:t>
+      </w:r>
+    </w:p>
+    <w:p>
+      <w:pPr>
+        <w:spacing w:after="180"/>
+      </w:pPr>
+      <w:r>
+        <w:rPr>
+          <w:b w:val="false"/>
+          <w:bCs w:val="false"/>
+          <w:i w:val="false"/>
+          <w:iCs w:val="false"/>
+        </w:rPr>
+        <w:t xml:space="preserve">Key symbols: Oil/Anointing (sacred marking, being chosen), Light/Radiance (redemptive light, hope), Healing (wounds closing, sickness ending), Crown (kingship, authority received), White/Gold (purity, sacred light), Return/Rising (resurrection, redemption).</w:t>
+      </w:r>
+    </w:p>
+    <w:p>
+      <w:pPr>
+        <w:spacing w:after="180"/>
+      </w:pPr>
+      <w:r>
+        <w:rPr>
+          <w:b w:val="false"/>
+          <w:bCs w:val="false"/>
+          <w:i w:val="false"/>
+          <w:iCs w:val="false"/>
+        </w:rPr>
+        <w:t xml:space="preserve">Dreams of being marked or chosen, light breaking through, wounds healing, and rising again map to the Kristos layer where transformation becomes possible.</w:t>
+      </w:r>
+    </w:p>
+    <w:p>
+      <w:pPr>
+        <w:pStyle w:val="Heading1"/>
+        <w:spacing w:after="200" w:before="400"/>
+      </w:pPr>
+      <w:r>
+        <w:t xml:space="preserve">YALDABAOTH — Chaos &amp; Blindness</w:t>
+      </w:r>
+    </w:p>
+    <w:p>
+      <w:pPr>
+        <w:spacing w:after="180"/>
+      </w:pPr>
+      <w:r>
+        <w:rPr>
+          <w:b w:val="false"/>
+          <w:bCs w:val="false"/>
+          <w:i/>
+          <w:iCs/>
+        </w:rPr>
+        <w:t xml:space="preserve">Dream domains: Chaos, flawed creation, blindness, confusion, false authority, imprisonment, being trapped, fire and shadow.</w:t>
+      </w:r>
+    </w:p>
+    <w:p>
+      <w:pPr>
+        <w:spacing w:after="180"/>
+      </w:pPr>
+      <w:r>
+        <w:rPr>
+          <w:b w:val="false"/>
+          <w:bCs w:val="false"/>
+          <w:i w:val="false"/>
+          <w:iCs w:val="false"/>
+        </w:rPr>
+        <w:t xml:space="preserve">Key symbols: Chaos/Confusion (loss of order, bewilderment), Blindness (not seeing, ignorance), Prison/Cage (entrapment, confinement), Fire/Flames (uncontrolled force, destruction), False Authority (tyrant, usurper), Shadow/Darkness (deception), Arrogance (pride, boasting).</w:t>
+      </w:r>
+    </w:p>
+    <w:p>
+      <w:pPr>
+        <w:spacing w:after="180"/>
+      </w:pPr>
+      <w:r>
+        <w:rPr>
+          <w:b w:val="false"/>
+          <w:bCs w:val="false"/>
+          <w:i w:val="false"/>
+          <w:iCs w:val="false"/>
+        </w:rPr>
+        <w:t xml:space="preserve">Dreams of being trapped, confused, or facing a false authority that burns with blind rage trace the Yaldabaoth layer where the system's contradiction becomes visible.</w:t>
+      </w:r>
+    </w:p>
+    <w:p>
+      <w:pPr>
+        <w:pStyle w:val="Heading1"/>
+        <w:spacing w:after="200" w:before="400"/>
+      </w:pPr>
+      <w:r>
+        <w:t xml:space="preserve">SEEKER — Navigation &amp; Journey</w:t>
+      </w:r>
+    </w:p>
+    <w:p>
+      <w:pPr>
+        <w:spacing w:after="180"/>
+      </w:pPr>
+      <w:r>
+        <w:rPr>
+          <w:b w:val="false"/>
+          <w:bCs w:val="false"/>
+          <w:i/>
+          <w:iCs/>
+        </w:rPr>
+        <w:t xml:space="preserve">Dream domains: Journeys, questing, seeking, movement, paths, navigation, being lost and found, asking questions.</w:t>
+      </w:r>
+    </w:p>
+    <w:p>
+      <w:pPr>
+        <w:spacing w:after="180"/>
+      </w:pPr>
+      <w:r>
+        <w:rPr>
+          <w:b w:val="false"/>
+          <w:bCs w:val="false"/>
+          <w:i w:val="false"/>
+          <w:iCs w:val="false"/>
+        </w:rPr>
+        <w:t xml:space="preserve">Key symbols: Journey/Travel (progress, adventure), Path/Road (direction, choice of way), Map (direction-finding), Guide/Compass (tools for navigation), Being Lost (confusion, needing guidance), Quest (mission, holy search), Mountain/River (obstacles, passages).</w:t>
+      </w:r>
+    </w:p>
+    <w:p>
+      <w:pPr>
+        <w:spacing w:after="180"/>
+      </w:pPr>
+      <w:r>
+        <w:rPr>
+          <w:b w:val="false"/>
+          <w:bCs w:val="false"/>
+          <w:i w:val="false"/>
+          <w:iCs w:val="false"/>
+        </w:rPr>
+        <w:t xml:space="preserve">Dreams of journeys, maps, guides, and obstacles trace the Seeker layer where you learn to read the paths.</w:t>
+      </w:r>
+    </w:p>
+    <w:p>
+      <w:pPr>
+        <w:pStyle w:val="Heading1"/>
+        <w:spacing w:after="200" w:before="400"/>
+      </w:pPr>
+      <w:r>
+        <w:t xml:space="preserve">ROAD — Direction &amp; Destiny</w:t>
+      </w:r>
+    </w:p>
+    <w:p>
+      <w:pPr>
+        <w:spacing w:after="180"/>
+      </w:pPr>
+      <w:r>
+        <w:rPr>
+          <w:b w:val="false"/>
+          <w:bCs w:val="false"/>
+          <w:i/>
+          <w:iCs/>
+        </w:rPr>
+        <w:t xml:space="preserve">Dream domains: Roads, directions, choices, flow, movement, destiny-as-track, the space between, endings and beginnings.</w:t>
+      </w:r>
+    </w:p>
+    <w:p>
+      <w:pPr>
+        <w:spacing w:after="180"/>
+      </w:pPr>
+      <w:r>
+        <w:rPr>
+          <w:b w:val="false"/>
+          <w:bCs w:val="false"/>
+          <w:i w:val="false"/>
+          <w:iCs w:val="false"/>
+        </w:rPr>
+        <w:t xml:space="preserve">Key symbols: Road/Path (life direction, destiny-as-track), Crossroads (choices, diverging ways), Bridge (passage between states), Gate/Door (threshold, entry and exit), Forward/Backward (progress or regression), End of Road (destination, completion), Fork in Road (branching possibilities).</w:t>
+      </w:r>
+    </w:p>
+    <w:p>
+      <w:pPr>
+        <w:spacing w:after="180"/>
+      </w:pPr>
+      <w:r>
+        <w:rPr>
+          <w:b w:val="false"/>
+          <w:bCs w:val="false"/>
+          <w:i w:val="false"/>
+          <w:iCs w:val="false"/>
+        </w:rPr>
+        <w:t xml:space="preserve">Dreams of roads, crossroads, bridges, and arrivals map to the Road layer where the symbolic circuit becomes lived movement.</w:t>
+      </w:r>
+    </w:p>
+    <w:p>
+      <w:pPr>
+        <w:spacing w:after="180"/>
+      </w:pPr>
+      <w:r>
+        <w:rPr>
+          <w:b w:val="false"/>
+          <w:bCs w:val="false"/>
+          <w:i w:val="false"/>
+          <w:iCs w:val="false"/>
+        </w:rPr>
+        <w:t xml:space="preserve"/>
+      </w:r>
+    </w:p>
+    <w:p>
+      <w:pPr>
+        <w:spacing w:after="180"/>
+      </w:pPr>
+      <w:r>
+        <w:rPr>
+          <w:b w:val="false"/>
+          <w:bCs w:val="false"/>
+          <w:i/>
+          <w:iCs/>
+        </w:rPr>
+        <w:t xml:space="preserve">This mapping is not a definitive key but an invitation to personal reflection. Use it as a tool to explore which positions your own dreams illuminate.</w:t>
       </w:r>
     </w:p>
     <w:p>

--- a/mythos/content/Codex_Crystalum_Apocryphon_Rendering.docx
+++ b/mythos/content/Codex_Crystalum_Apocryphon_Rendering.docx
@@ -871,6 +871,241 @@
           <w:iCs/>
         </w:rPr>
         <w:t xml:space="preserve">This mapping is not a definitive key but an invitation to personal reflection. Use it as a tool to explore which positions your own dreams illuminate.</w:t>
+      </w:r>
+    </w:p>
+    <w:p>
+      <w:pPr>
+        <w:pStyle w:val="Heading1"/>
+        <w:spacing w:after="200" w:before="400"/>
+      </w:pPr>
+      <w:r>
+        <w:t xml:space="preserve">Celestial Cartography Layer — The Heavens as Map</w:t>
+      </w:r>
+    </w:p>
+    <w:p>
+      <w:pPr>
+        <w:spacing w:after="180"/>
+      </w:pPr>
+      <w:r>
+        <w:rPr>
+          <w:b w:val="false"/>
+          <w:bCs w:val="false"/>
+          <w:i w:val="false"/>
+          <w:iCs w:val="false"/>
+        </w:rPr>
+        <w:t xml:space="preserve">The genealogy also traces the order of the cosmos. Each position corresponds to celestial bodies and the geometry of the heavens. This layer is Tier V (Vision/interpretive) — symbolic resonance, not astronomical doctrine. As you observe the night sky, navigate by stars, or contemplate your place among the heavens, celestial phenomena may illuminate which positions are active in your understanding.</w:t>
+      </w:r>
+    </w:p>
+    <w:p>
+      <w:pPr>
+        <w:pStyle w:val="Heading1"/>
+        <w:spacing w:after="200" w:before="400"/>
+      </w:pPr>
+      <w:r>
+        <w:t xml:space="preserve">TURNER — Red Dust &amp; Foundation Stars</w:t>
+      </w:r>
+    </w:p>
+    <w:p>
+      <w:pPr>
+        <w:spacing w:after="180"/>
+      </w:pPr>
+      <w:r>
+        <w:rPr>
+          <w:b w:val="false"/>
+          <w:bCs w:val="false"/>
+          <w:i/>
+          <w:iCs/>
+        </w:rPr>
+        <w:t xml:space="preserve">Red stars, bedrock markers, mineral geometry, deep sky navigation, the foundations of the cosmos.</w:t>
+      </w:r>
+    </w:p>
+    <w:p>
+      <w:pPr>
+        <w:pStyle w:val="Heading1"/>
+        <w:spacing w:after="200" w:before="400"/>
+      </w:pPr>
+      <w:r>
+        <w:t xml:space="preserve">ARENA — Zodiac &amp; The Ecliptic Theater</w:t>
+      </w:r>
+    </w:p>
+    <w:p>
+      <w:pPr>
+        <w:spacing w:after="180"/>
+      </w:pPr>
+      <w:r>
+        <w:rPr>
+          <w:b w:val="false"/>
+          <w:bCs w:val="false"/>
+          <w:i/>
+          <w:iCs/>
+        </w:rPr>
+        <w:t xml:space="preserve">The ecliptic plane, zodiac constellations, lunar nodes, planetary oppositions, the public sky of witness.</w:t>
+      </w:r>
+    </w:p>
+    <w:p>
+      <w:pPr>
+        <w:pStyle w:val="Heading1"/>
+        <w:spacing w:after="200" w:before="400"/>
+      </w:pPr>
+      <w:r>
+        <w:t xml:space="preserve">BARBELO — First Light &amp; Aurora</w:t>
+      </w:r>
+    </w:p>
+    <w:p>
+      <w:pPr>
+        <w:spacing w:after="180"/>
+      </w:pPr>
+      <w:r>
+        <w:rPr>
+          <w:b w:val="false"/>
+          <w:bCs w:val="false"/>
+          <w:i/>
+          <w:iCs/>
+        </w:rPr>
+        <w:t xml:space="preserve">Dawn light, the first star, aurora, stellar ignition, luminescence breaking through cosmic dust.</w:t>
+      </w:r>
+    </w:p>
+    <w:p>
+      <w:pPr>
+        <w:pStyle w:val="Heading1"/>
+        <w:spacing w:after="200" w:before="400"/>
+      </w:pPr>
+      <w:r>
+        <w:t xml:space="preserve">SOPHIA — Astronomical Knowledge &amp; Error</w:t>
+      </w:r>
+    </w:p>
+    <w:p>
+      <w:pPr>
+        <w:spacing w:after="180"/>
+      </w:pPr>
+      <w:r>
+        <w:rPr>
+          <w:b w:val="false"/>
+          <w:bCs w:val="false"/>
+          <w:i/>
+          <w:iCs/>
+        </w:rPr>
+        <w:t xml:space="preserve">Star catalogs, ephemerides, precession, dark matter, the wisdom and the error of celestial understanding.</w:t>
+      </w:r>
+    </w:p>
+    <w:p>
+      <w:pPr>
+        <w:pStyle w:val="Heading1"/>
+        <w:spacing w:after="200" w:before="400"/>
+      </w:pPr>
+      <w:r>
+        <w:t xml:space="preserve">KRISTOS — Stellar Transformation &amp; Redemptive Light</w:t>
+      </w:r>
+    </w:p>
+    <w:p>
+      <w:pPr>
+        <w:spacing w:after="180"/>
+      </w:pPr>
+      <w:r>
+        <w:rPr>
+          <w:b w:val="false"/>
+          <w:bCs w:val="false"/>
+          <w:i/>
+          <w:iCs/>
+        </w:rPr>
+        <w:t xml:space="preserve">Nova and supernova, red giants and white dwarfs, pulsars and stellar resurrection, light breaking through.</w:t>
+      </w:r>
+    </w:p>
+    <w:p>
+      <w:pPr>
+        <w:pStyle w:val="Heading1"/>
+        <w:spacing w:after="200" w:before="400"/>
+      </w:pPr>
+      <w:r>
+        <w:t xml:space="preserve">YALDABAOTH — Black Holes &amp; Blind Gravity</w:t>
+      </w:r>
+    </w:p>
+    <w:p>
+      <w:pPr>
+        <w:spacing w:after="180"/>
+      </w:pPr>
+      <w:r>
+        <w:rPr>
+          <w:b w:val="false"/>
+          <w:bCs w:val="false"/>
+          <w:i/>
+          <w:iCs/>
+        </w:rPr>
+        <w:t xml:space="preserve">Black holes, event horizons, dark matter, the invisible dominator that bends space without awareness.</w:t>
+      </w:r>
+    </w:p>
+    <w:p>
+      <w:pPr>
+        <w:pStyle w:val="Heading1"/>
+        <w:spacing w:after="200" w:before="400"/>
+      </w:pPr>
+      <w:r>
+        <w:t xml:space="preserve">SEEKER — Stellar Navigation &amp; The Paths Between Stars</w:t>
+      </w:r>
+    </w:p>
+    <w:p>
+      <w:pPr>
+        <w:spacing w:after="180"/>
+      </w:pPr>
+      <w:r>
+        <w:rPr>
+          <w:b w:val="false"/>
+          <w:bCs w:val="false"/>
+          <w:i/>
+          <w:iCs/>
+        </w:rPr>
+        <w:t xml:space="preserve">Navigation by Polaris and Sirius, celestial coordinates, proper motion, the constellation trails.</w:t>
+      </w:r>
+    </w:p>
+    <w:p>
+      <w:pPr>
+        <w:pStyle w:val="Heading1"/>
+        <w:spacing w:after="200" w:before="400"/>
+      </w:pPr>
+      <w:r>
+        <w:t xml:space="preserve">ROAD — Orbital Paths &amp; Cosmic Destiny</w:t>
+      </w:r>
+    </w:p>
+    <w:p>
+      <w:pPr>
+        <w:spacing w:after="180"/>
+      </w:pPr>
+      <w:r>
+        <w:rPr>
+          <w:b w:val="false"/>
+          <w:bCs w:val="false"/>
+          <w:i/>
+          <w:iCs/>
+        </w:rPr>
+        <w:t xml:space="preserve">Orbits and trajectories, the ecliptic path, comet trails, retrograde motion, the gravity wells of fate.</w:t>
+      </w:r>
+    </w:p>
+    <w:p>
+      <w:pPr>
+        <w:spacing w:after="180"/>
+      </w:pPr>
+      <w:r>
+        <w:rPr>
+          <w:b w:val="false"/>
+          <w:bCs w:val="false"/>
+          <w:i w:val="false"/>
+          <w:iCs w:val="false"/>
+        </w:rPr>
+        <w:t xml:space="preserve"/>
+      </w:r>
+    </w:p>
+    <w:p>
+      <w:pPr>
+        <w:spacing w:after="180"/>
+      </w:pPr>
+      <w:r>
+        <w:rPr>
+          <w:b w:val="false"/>
+          <w:bCs w:val="false"/>
+          <w:i/>
+          <w:iCs/>
+        </w:rPr>
+        <w:t xml:space="preserve">Use the stars as a mirror for your place in the Codex circuit. The heavens await your reading.</w:t>
       </w:r>
     </w:p>
     <w:p>
